--- a/powerapps/PROCHAINES-ETAPES.docx
+++ b/powerapps/PROCHAINES-ETAPES.docx
@@ -222,7 +222,7 @@
               <w:jc w:val="left"/>
             </w:pPr>
             <w:r>
-              <w:t xml:space="preserve">Tests par l’équipe</w:t>
+              <w:t xml:space="preserve">Démonstration à l’équipe en partage d’écran Teams</w:t>
             </w:r>
           </w:p>
         </w:tc>
@@ -246,6 +246,229 @@
               <w:jc w:val="left"/>
             </w:pPr>
             <w:r>
+              <w:t xml:space="preserve">1 rencontre</w:t>
+            </w:r>
+          </w:p>
+        </w:tc>
+      </w:tr>
+      <w:tr>
+        <w:tc>
+          <w:tcPr/>
+          <w:p>
+            <w:pPr>
+              <w:pStyle w:val="Compact"/>
+              <w:jc w:val="left"/>
+            </w:pPr>
+            <w:r>
+              <w:t xml:space="preserve">2</w:t>
+            </w:r>
+          </w:p>
+        </w:tc>
+        <w:tc>
+          <w:tcPr/>
+          <w:p>
+            <w:pPr>
+              <w:pStyle w:val="Compact"/>
+              <w:jc w:val="left"/>
+            </w:pPr>
+            <w:r>
+              <w:t xml:space="preserve">Présentation aux gestionnaires</w:t>
+            </w:r>
+          </w:p>
+        </w:tc>
+        <w:tc>
+          <w:tcPr/>
+          <w:p>
+            <w:pPr>
+              <w:pStyle w:val="Compact"/>
+              <w:jc w:val="left"/>
+            </w:pPr>
+            <w:r>
+              <w:t xml:space="preserve">Annie</w:t>
+            </w:r>
+          </w:p>
+        </w:tc>
+        <w:tc>
+          <w:tcPr/>
+          <w:p>
+            <w:pPr>
+              <w:pStyle w:val="Compact"/>
+              <w:jc w:val="left"/>
+            </w:pPr>
+            <w:r>
+              <w:t xml:space="preserve">1 rencontre</w:t>
+            </w:r>
+          </w:p>
+        </w:tc>
+      </w:tr>
+      <w:tr>
+        <w:tc>
+          <w:tcPr/>
+          <w:p>
+            <w:pPr>
+              <w:pStyle w:val="Compact"/>
+              <w:jc w:val="left"/>
+            </w:pPr>
+            <w:r>
+              <w:t xml:space="preserve">3</w:t>
+            </w:r>
+          </w:p>
+        </w:tc>
+        <w:tc>
+          <w:tcPr/>
+          <w:p>
+            <w:pPr>
+              <w:pStyle w:val="Compact"/>
+              <w:jc w:val="left"/>
+            </w:pPr>
+            <w:r>
+              <w:t xml:space="preserve">Demande PréProd aux TI,</w:t>
+            </w:r>
+            <w:r>
+              <w:t xml:space="preserve"> </w:t>
+            </w:r>
+            <w:r>
+              <w:rPr>
+                <w:bCs/>
+                <w:b/>
+              </w:rPr>
+              <w:t xml:space="preserve">avec la liste des testeurs</w:t>
+            </w:r>
+          </w:p>
+        </w:tc>
+        <w:tc>
+          <w:tcPr/>
+          <w:p>
+            <w:pPr>
+              <w:pStyle w:val="Compact"/>
+              <w:jc w:val="left"/>
+            </w:pPr>
+            <w:r>
+              <w:t xml:space="preserve">Annie</w:t>
+            </w:r>
+          </w:p>
+        </w:tc>
+        <w:tc>
+          <w:tcPr/>
+          <w:p>
+            <w:pPr>
+              <w:pStyle w:val="Compact"/>
+              <w:jc w:val="left"/>
+            </w:pPr>
+            <w:r>
+              <w:t xml:space="preserve">Selon les TI</w:t>
+            </w:r>
+          </w:p>
+        </w:tc>
+      </w:tr>
+      <w:tr>
+        <w:tc>
+          <w:tcPr/>
+          <w:p>
+            <w:pPr>
+              <w:pStyle w:val="Compact"/>
+              <w:jc w:val="left"/>
+            </w:pPr>
+            <w:r>
+              <w:t xml:space="preserve">4</w:t>
+            </w:r>
+          </w:p>
+        </w:tc>
+        <w:tc>
+          <w:tcPr/>
+          <w:p>
+            <w:pPr>
+              <w:pStyle w:val="Compact"/>
+              <w:jc w:val="left"/>
+            </w:pPr>
+            <w:r>
+              <w:t xml:space="preserve">Exigences avant la production</w:t>
+            </w:r>
+          </w:p>
+        </w:tc>
+        <w:tc>
+          <w:tcPr/>
+          <w:p>
+            <w:pPr>
+              <w:pStyle w:val="Compact"/>
+              <w:jc w:val="left"/>
+            </w:pPr>
+            <w:r>
+              <w:t xml:space="preserve">Annie + partenaires</w:t>
+            </w:r>
+          </w:p>
+        </w:tc>
+        <w:tc>
+          <w:tcPr/>
+          <w:p>
+            <w:pPr>
+              <w:pStyle w:val="Compact"/>
+              <w:jc w:val="left"/>
+            </w:pPr>
+            <w:r>
+              <w:t xml:space="preserve">En parallèle de l’étape 3</w:t>
+            </w:r>
+          </w:p>
+        </w:tc>
+      </w:tr>
+      <w:tr>
+        <w:tc>
+          <w:tcPr/>
+          <w:p>
+            <w:pPr>
+              <w:pStyle w:val="Compact"/>
+              <w:jc w:val="left"/>
+            </w:pPr>
+            <w:r>
+              <w:t xml:space="preserve">5</w:t>
+            </w:r>
+          </w:p>
+        </w:tc>
+        <w:tc>
+          <w:tcPr/>
+          <w:p>
+            <w:pPr>
+              <w:pStyle w:val="Compact"/>
+              <w:jc w:val="left"/>
+            </w:pPr>
+            <w:r>
+              <w:t xml:space="preserve">Tests de l’équipe</w:t>
+            </w:r>
+            <w:r>
+              <w:t xml:space="preserve"> </w:t>
+            </w:r>
+            <w:r>
+              <w:rPr>
+                <w:bCs/>
+                <w:b/>
+              </w:rPr>
+              <w:t xml:space="preserve">en PréProd</w:t>
+            </w:r>
+            <w:r>
+              <w:t xml:space="preserve">, puis corrections</w:t>
+            </w:r>
+          </w:p>
+        </w:tc>
+        <w:tc>
+          <w:tcPr/>
+          <w:p>
+            <w:pPr>
+              <w:pStyle w:val="Compact"/>
+              <w:jc w:val="left"/>
+            </w:pPr>
+            <w:r>
+              <w:t xml:space="preserve">Annie + équipe</w:t>
+            </w:r>
+          </w:p>
+        </w:tc>
+        <w:tc>
+          <w:tcPr/>
+          <w:p>
+            <w:pPr>
+              <w:pStyle w:val="Compact"/>
+              <w:jc w:val="left"/>
+            </w:pPr>
+            <w:r>
               <w:t xml:space="preserve">1 à 2 semaines</w:t>
             </w:r>
           </w:p>
@@ -260,206 +483,6 @@
               <w:jc w:val="left"/>
             </w:pPr>
             <w:r>
-              <w:t xml:space="preserve">2</w:t>
-            </w:r>
-          </w:p>
-        </w:tc>
-        <w:tc>
-          <w:tcPr/>
-          <w:p>
-            <w:pPr>
-              <w:pStyle w:val="Compact"/>
-              <w:jc w:val="left"/>
-            </w:pPr>
-            <w:r>
-              <w:t xml:space="preserve">Corrections après les tests</w:t>
-            </w:r>
-          </w:p>
-        </w:tc>
-        <w:tc>
-          <w:tcPr/>
-          <w:p>
-            <w:pPr>
-              <w:pStyle w:val="Compact"/>
-              <w:jc w:val="left"/>
-            </w:pPr>
-            <w:r>
-              <w:t xml:space="preserve">Annie</w:t>
-            </w:r>
-          </w:p>
-        </w:tc>
-        <w:tc>
-          <w:tcPr/>
-          <w:p>
-            <w:pPr>
-              <w:pStyle w:val="Compact"/>
-              <w:jc w:val="left"/>
-            </w:pPr>
-            <w:r>
-              <w:t xml:space="preserve">Quelques jours</w:t>
-            </w:r>
-          </w:p>
-        </w:tc>
-      </w:tr>
-      <w:tr>
-        <w:tc>
-          <w:tcPr/>
-          <w:p>
-            <w:pPr>
-              <w:pStyle w:val="Compact"/>
-              <w:jc w:val="left"/>
-            </w:pPr>
-            <w:r>
-              <w:t xml:space="preserve">3</w:t>
-            </w:r>
-          </w:p>
-        </w:tc>
-        <w:tc>
-          <w:tcPr/>
-          <w:p>
-            <w:pPr>
-              <w:pStyle w:val="Compact"/>
-              <w:jc w:val="left"/>
-            </w:pPr>
-            <w:r>
-              <w:t xml:space="preserve">Présentation aux gestionnaires</w:t>
-            </w:r>
-          </w:p>
-        </w:tc>
-        <w:tc>
-          <w:tcPr/>
-          <w:p>
-            <w:pPr>
-              <w:pStyle w:val="Compact"/>
-              <w:jc w:val="left"/>
-            </w:pPr>
-            <w:r>
-              <w:t xml:space="preserve">Annie</w:t>
-            </w:r>
-          </w:p>
-        </w:tc>
-        <w:tc>
-          <w:tcPr/>
-          <w:p>
-            <w:pPr>
-              <w:pStyle w:val="Compact"/>
-              <w:jc w:val="left"/>
-            </w:pPr>
-            <w:r>
-              <w:t xml:space="preserve">1 rencontre</w:t>
-            </w:r>
-          </w:p>
-        </w:tc>
-      </w:tr>
-      <w:tr>
-        <w:tc>
-          <w:tcPr/>
-          <w:p>
-            <w:pPr>
-              <w:pStyle w:val="Compact"/>
-              <w:jc w:val="left"/>
-            </w:pPr>
-            <w:r>
-              <w:t xml:space="preserve">4</w:t>
-            </w:r>
-          </w:p>
-        </w:tc>
-        <w:tc>
-          <w:tcPr/>
-          <w:p>
-            <w:pPr>
-              <w:pStyle w:val="Compact"/>
-              <w:jc w:val="left"/>
-            </w:pPr>
-            <w:r>
-              <w:t xml:space="preserve">Demande d’autorisation aux TI</w:t>
-            </w:r>
-          </w:p>
-        </w:tc>
-        <w:tc>
-          <w:tcPr/>
-          <w:p>
-            <w:pPr>
-              <w:pStyle w:val="Compact"/>
-              <w:jc w:val="left"/>
-            </w:pPr>
-            <w:r>
-              <w:t xml:space="preserve">Annie</w:t>
-            </w:r>
-          </w:p>
-        </w:tc>
-        <w:tc>
-          <w:tcPr/>
-          <w:p>
-            <w:pPr>
-              <w:pStyle w:val="Compact"/>
-              <w:jc w:val="left"/>
-            </w:pPr>
-            <w:r>
-              <w:t xml:space="preserve">Selon les TI</w:t>
-            </w:r>
-          </w:p>
-        </w:tc>
-      </w:tr>
-      <w:tr>
-        <w:tc>
-          <w:tcPr/>
-          <w:p>
-            <w:pPr>
-              <w:pStyle w:val="Compact"/>
-              <w:jc w:val="left"/>
-            </w:pPr>
-            <w:r>
-              <w:t xml:space="preserve">5</w:t>
-            </w:r>
-          </w:p>
-        </w:tc>
-        <w:tc>
-          <w:tcPr/>
-          <w:p>
-            <w:pPr>
-              <w:pStyle w:val="Compact"/>
-              <w:jc w:val="left"/>
-            </w:pPr>
-            <w:r>
-              <w:t xml:space="preserve">Exigences avant la production</w:t>
-            </w:r>
-          </w:p>
-        </w:tc>
-        <w:tc>
-          <w:tcPr/>
-          <w:p>
-            <w:pPr>
-              <w:pStyle w:val="Compact"/>
-              <w:jc w:val="left"/>
-            </w:pPr>
-            <w:r>
-              <w:t xml:space="preserve">Annie + partenaires</w:t>
-            </w:r>
-          </w:p>
-        </w:tc>
-        <w:tc>
-          <w:tcPr/>
-          <w:p>
-            <w:pPr>
-              <w:pStyle w:val="Compact"/>
-              <w:jc w:val="left"/>
-            </w:pPr>
-            <w:r>
-              <w:t xml:space="preserve">En parallèle de l’étape 4</w:t>
-            </w:r>
-          </w:p>
-        </w:tc>
-      </w:tr>
-      <w:tr>
-        <w:tc>
-          <w:tcPr/>
-          <w:p>
-            <w:pPr>
-              <w:pStyle w:val="Compact"/>
-              <w:jc w:val="left"/>
-            </w:pPr>
-            <w:r>
               <w:t xml:space="preserve">6</w:t>
             </w:r>
           </w:p>
@@ -472,7 +495,7 @@
               <w:jc w:val="left"/>
             </w:pPr>
             <w:r>
-              <w:t xml:space="preserve">Déploiement PréProd, puis Prod</w:t>
+              <w:t xml:space="preserve">Mise en production</w:t>
             </w:r>
           </w:p>
         </w:tc>
@@ -604,20 +627,46 @@
     </w:tbl>
     <w:p>
       <w:pPr>
-        <w:pStyle w:val="BodyText"/>
+        <w:pStyle w:val="BlockText"/>
+      </w:pPr>
+      <w:r>
+        <w:rPr>
+          <w:bCs/>
+          <w:b/>
+        </w:rPr>
+        <w:t xml:space="preserve">Pourquoi cet ordre ?</w:t>
+      </w:r>
+      <w:r>
+        <w:t xml:space="preserve"> </w:t>
+      </w:r>
+      <w:r>
+        <w:t xml:space="preserve">Vos collègues ne peuvent pas ouvrir l’application dans votre environnement actuel : ils ne sont pas membres de son groupe de sécurité, et seuls les TI peuvent les y ajouter. Plutôt que de faire deux demandes, la demande PréProd inclut la liste des testeurs. Les tests de l’équipe se font donc en PréProd, ce qui est aussi plus fiable. D’ici là, faites une démonstration en partage d’écran Teams.</w:t>
+      </w:r>
+    </w:p>
+    <w:p>
+      <w:pPr>
+        <w:pStyle w:val="FirstParagraph"/>
       </w:pPr>
       <w:r>
         <w:t xml:space="preserve">Cochez ☐ chaque action terminée.</w:t>
       </w:r>
     </w:p>
     <w:bookmarkEnd w:id="20"/>
-    <w:bookmarkStart w:id="21" w:name="étape-1-tests-par-léquipe"/>
+    <w:bookmarkStart w:id="21" w:name="tests-par-léquipe-étapes-1-et-5"/>
     <w:p>
       <w:pPr>
         <w:pStyle w:val="Heading1"/>
       </w:pPr>
       <w:r>
-        <w:t xml:space="preserve">Étape 1 — Tests par l’équipe</w:t>
+        <w:t xml:space="preserve">Tests par l’équipe (étapes 1 et 5)</w:t>
+      </w:r>
+    </w:p>
+    <w:p>
+      <w:pPr>
+        <w:pStyle w:val="FirstParagraph"/>
+      </w:pPr>
+      <w:r>
+        <w:t xml:space="preserve">Étape 1 : démonstration Teams (vous manipulez, l’équipe commente). Étape 5 : les actions ci-dessous, une fois l’accès PréProd obtenu, avec le lien PréProd.</w:t>
       </w:r>
     </w:p>
     <w:tbl>
@@ -818,23 +867,7 @@
               <w:jc w:val="left"/>
             </w:pPr>
             <w:r>
-              <w:t xml:space="preserve">Vérifier que chaque personne de l’équipe est dans le</w:t>
-            </w:r>
-            <w:r>
-              <w:t xml:space="preserve"> </w:t>
-            </w:r>
-            <w:r>
-              <w:rPr>
-                <w:bCs/>
-                <w:b/>
-              </w:rPr>
-              <w:t xml:space="preserve">groupe de sécurité</w:t>
-            </w:r>
-            <w:r>
-              <w:t xml:space="preserve"> </w:t>
-            </w:r>
-            <w:r>
-              <w:t xml:space="preserve">de l’application</w:t>
+              <w:t xml:space="preserve">Vérifier que chaque testeur peut ouvrir l’application PréProd (sinon : message « not a member of the environment’s security group » → écrire aux TI)</w:t>
             </w:r>
           </w:p>
         </w:tc>
@@ -929,13 +962,13 @@
       </w:tr>
     </w:tbl>
     <w:bookmarkEnd w:id="21"/>
-    <w:bookmarkStart w:id="22" w:name="étape-2-corrections-après-les-tests"/>
+    <w:bookmarkStart w:id="22" w:name="corrections-après-les-tests-étape-5"/>
     <w:p>
       <w:pPr>
         <w:pStyle w:val="Heading1"/>
       </w:pPr>
       <w:r>
-        <w:t xml:space="preserve">Étape 2 — Corrections après les tests</w:t>
+        <w:t xml:space="preserve">Corrections après les tests (étape 5)</w:t>
       </w:r>
     </w:p>
     <w:tbl>
@@ -1152,13 +1185,13 @@
       </w:tr>
     </w:tbl>
     <w:bookmarkEnd w:id="22"/>
-    <w:bookmarkStart w:id="23" w:name="étape-3-présentation-aux-gestionnaires"/>
+    <w:bookmarkStart w:id="23" w:name="étape-2-présentation-aux-gestionnaires"/>
     <w:p>
       <w:pPr>
         <w:pStyle w:val="Heading1"/>
       </w:pPr>
       <w:r>
-        <w:t xml:space="preserve">Étape 3 — Présentation aux gestionnaires</w:t>
+        <w:t xml:space="preserve">Étape 2 — Présentation aux gestionnaires</w:t>
       </w:r>
     </w:p>
     <w:tbl>
@@ -1343,13 +1376,13 @@
       </w:tr>
     </w:tbl>
     <w:bookmarkEnd w:id="23"/>
-    <w:bookmarkStart w:id="24" w:name="étape-4-demande-dautorisation-aux-ti"/>
+    <w:bookmarkStart w:id="24" w:name="étape-3-demande-préprod-aux-ti"/>
     <w:p>
       <w:pPr>
         <w:pStyle w:val="Heading1"/>
       </w:pPr>
       <w:r>
-        <w:t xml:space="preserve">Étape 4 — Demande d’autorisation aux TI</w:t>
+        <w:t xml:space="preserve">Étape 3 — Demande PréProd aux TI</w:t>
       </w:r>
     </w:p>
     <w:tbl>
@@ -1464,6 +1497,60 @@
               <w:jc w:val="left"/>
             </w:pPr>
             <w:r>
+              <w:t xml:space="preserve">Dans « Commentaires », inscrire les</w:t>
+            </w:r>
+            <w:r>
+              <w:t xml:space="preserve"> </w:t>
+            </w:r>
+            <w:r>
+              <w:rPr>
+                <w:bCs/>
+                <w:b/>
+              </w:rPr>
+              <w:t xml:space="preserve">noms des testeurs</w:t>
+            </w:r>
+            <w:r>
+              <w:t xml:space="preserve"> </w:t>
+            </w:r>
+            <w:r>
+              <w:t xml:space="preserve">à ajouter au groupe de sécurité PréProd</w:t>
+            </w:r>
+          </w:p>
+        </w:tc>
+        <w:tc>
+          <w:tcPr/>
+          <w:p>
+            <w:pPr>
+              <w:pStyle w:val="Compact"/>
+              <w:jc w:val="left"/>
+            </w:pPr>
+            <w:r>
+              <w:t xml:space="preserve">DOSSIER-AUTORISATION-TI.docx</w:t>
+            </w:r>
+          </w:p>
+        </w:tc>
+      </w:tr>
+      <w:tr>
+        <w:tc>
+          <w:tcPr/>
+          <w:p>
+            <w:pPr>
+              <w:pStyle w:val="Compact"/>
+              <w:jc w:val="left"/>
+            </w:pPr>
+            <w:r>
+              <w:t xml:space="preserve">☐</w:t>
+            </w:r>
+          </w:p>
+        </w:tc>
+        <w:tc>
+          <w:tcPr/>
+          <w:p>
+            <w:pPr>
+              <w:pStyle w:val="Compact"/>
+              <w:jc w:val="left"/>
+            </w:pPr>
+            <w:r>
               <w:t xml:space="preserve">Joindre le guide de mise en production et le fichier Excel</w:t>
             </w:r>
           </w:p>
@@ -1607,13 +1694,13 @@
       </w:tr>
     </w:tbl>
     <w:bookmarkEnd w:id="24"/>
-    <w:bookmarkStart w:id="25" w:name="étape-5-exigences-avant-la-production"/>
+    <w:bookmarkStart w:id="25" w:name="étape-4-exigences-avant-la-production"/>
     <w:p>
       <w:pPr>
         <w:pStyle w:val="Heading1"/>
       </w:pPr>
       <w:r>
-        <w:t xml:space="preserve">Étape 5 — Exigences avant la production</w:t>
+        <w:t xml:space="preserve">Étape 4 — Exigences avant la production</w:t>
       </w:r>
     </w:p>
     <w:p>
@@ -1637,7 +1724,7 @@
         <w:t xml:space="preserve"> </w:t>
       </w:r>
       <w:r>
-        <w:t xml:space="preserve">que l’étape 4.</w:t>
+        <w:t xml:space="preserve">que l’étape 3.</w:t>
       </w:r>
     </w:p>
     <w:tbl>
@@ -1935,13 +2022,13 @@
       </w:tr>
     </w:tbl>
     <w:bookmarkEnd w:id="25"/>
-    <w:bookmarkStart w:id="26" w:name="étape-6-déploiement-par-les-ti"/>
+    <w:bookmarkStart w:id="26" w:name="étape-6-mise-en-production-par-les-ti"/>
     <w:p>
       <w:pPr>
         <w:pStyle w:val="Heading1"/>
       </w:pPr>
       <w:r>
-        <w:t xml:space="preserve">Étape 6 — Déploiement par les TI</w:t>
+        <w:t xml:space="preserve">Étape 6 — Mise en production par les TI</w:t>
       </w:r>
     </w:p>
     <w:p>
